--- a/pruebas/paquete_01_prueba/R1 0731-2026-CC1-APE.docx
+++ b/pruebas/paquete_01_prueba/R1 0731-2026-CC1-APE.docx
@@ -403,7 +403,32 @@
                 <w:sz w:val="22"/>
                 <w:szCs w:val="22"/>
               </w:rPr>
-              <w:t xml:space="preserve">LA POSITIVA SEGUROS Y REASEGUROS S.A. / INSURAMA SERVICIOS PERÚ S.A.C.</w:t>
+              <w:t xml:space="preserve">LA POSITIVA SEGUROS Y REASEGUROS S.A.</w:t>
+            </w:r>
+          </w:p>
+          <w:p>
+            <w:pPr>
+              <w:tabs>
+                <w:tab w:val="left" w:pos="8222"/>
+              </w:tabs>
+              <w:jc w:val="both"/>
+              <w:rPr>
+                <w:rFonts w:ascii="Arial Narrow" w:hAnsi="Arial Narrow" w:cs="Arial"/>
+                <w:b/>
+                <w:noProof/>
+                <w:sz w:val="22"/>
+                <w:szCs w:val="22"/>
+              </w:rPr>
+            </w:pPr>
+            <w:r>
+              <w:rPr>
+                <w:b/>
+                <w:rFonts w:ascii="Arial Narrow" w:hAnsi="Arial Narrow" w:cs="Arial"/>
+                <w:noProof/>
+                <w:sz w:val="22"/>
+                <w:szCs w:val="22"/>
+              </w:rPr>
+              <w:t xml:space="preserve">INSURAMA SERVICIOS PERÚ S.A.C.</w:t>
             </w:r>
           </w:p>
         </w:tc>
